--- a/Thor Odinsonn_contract.docx
+++ b/Thor Odinsonn_contract.docx
@@ -167,7 +167,7 @@
         </w:tabs>
       </w:pPr>
       <w:r>
-        <w:t>születési hely és idő: Skandinávia 0</w:t>
+        <w:t>születési hely és idő: Asgard 0000.01.01.</w:t>
       </w:r>
     </w:p>
     <w:p>
@@ -178,7 +178,7 @@
         </w:tabs>
       </w:pPr>
       <w:r>
-        <w:t>TAJ-száma: 234-567-890</w:t>
+        <w:t>TAJ-száma: 345-678-901</w:t>
       </w:r>
     </w:p>
     <w:p>
@@ -189,7 +189,7 @@
         </w:tabs>
       </w:pPr>
       <w:r>
-        <w:t>adóazonosító száma: 000000002</w:t>
+        <w:t>adóazonosító száma: 000000003</w:t>
       </w:r>
     </w:p>
     <w:p>
@@ -257,7 +257,7 @@
         <w:spacing w:before="240"/>
       </w:pPr>
       <w:r>
-        <w:t xml:space="preserve"> Munkavállaló munkaköre: God of Thunder</w:t>
+        <w:t xml:space="preserve"> Munkavállaló munkaköre: dev</w:t>
       </w:r>
     </w:p>
     <w:p>
@@ -268,7 +268,7 @@
         <w:spacing w:before="240"/>
       </w:pPr>
       <w:r>
-        <w:t xml:space="preserve"> Munkavállaló alapbére havi bruttó 10000000 Ft.</w:t>
+        <w:t xml:space="preserve"> Munkavállaló alapbére havi bruttó 600000 Ft.</w:t>
       </w:r>
     </w:p>
     <w:p>

--- a/Thor Odinsonn_contract.docx
+++ b/Thor Odinsonn_contract.docx
@@ -134,7 +134,7 @@
         </w:tabs>
       </w:pPr>
       <w:r>
-        <w:t xml:space="preserve">leánykori neve: </w:t>
+        <w:t>leánykori neve: Thor Odinsonn</w:t>
       </w:r>
     </w:p>
     <w:p>
@@ -156,7 +156,7 @@
         </w:tabs>
       </w:pPr>
       <w:r>
-        <w:t>lakhelye: Asgard</w:t>
+        <w:t>lakhelye: 1119 Budapest, Fejér Lipót utca 70.</w:t>
       </w:r>
     </w:p>
     <w:p>
@@ -167,7 +167,7 @@
         </w:tabs>
       </w:pPr>
       <w:r>
-        <w:t>születési hely és idő: Asgard 0000.01.01.</w:t>
+        <w:t>születési hely és idő: Budapest 1997.03.11.</w:t>
       </w:r>
     </w:p>
     <w:p>
@@ -178,7 +178,7 @@
         </w:tabs>
       </w:pPr>
       <w:r>
-        <w:t>TAJ-száma: 345-678-901</w:t>
+        <w:t>TAJ-száma: 123-456-789</w:t>
       </w:r>
     </w:p>
     <w:p>
@@ -257,7 +257,7 @@
         <w:spacing w:before="240"/>
       </w:pPr>
       <w:r>
-        <w:t xml:space="preserve"> Munkavállaló munkaköre: dev</w:t>
+        <w:t xml:space="preserve"> Munkavállaló munkaköre: tester</w:t>
       </w:r>
     </w:p>
     <w:p>
